--- a/content_datavis_spec9995_marisa_tues.docx
+++ b/content_datavis_spec9995_marisa_tues.docx
@@ -50,11 +50,16 @@
         <w:jc w:val="center"/>
       </w:pPr>
       <w:r>
-        <w:t xml:space="preserve">TO DO: </w:t>
+        <w:t>TO DO</w:t>
+      </w:r>
+      <w:proofErr w:type="gramStart"/>
+      <w:r>
+        <w:t xml:space="preserve">: </w:t>
       </w:r>
       <w:r>
         <w:t>???</w:t>
       </w:r>
+      <w:proofErr w:type="gramEnd"/>
     </w:p>
     <w:p>
       <w:pPr>
@@ -124,7 +129,23 @@
         <w:t>Sign in in sheet</w:t>
       </w:r>
       <w:r>
-        <w:t xml:space="preserve"> !!!! need to sign in.. each week to show you were preent…</w:t>
+        <w:t xml:space="preserve"> !!!! need to sign </w:t>
+      </w:r>
+      <w:proofErr w:type="gramStart"/>
+      <w:r>
+        <w:t>in..</w:t>
+      </w:r>
+      <w:proofErr w:type="gramEnd"/>
+      <w:r>
+        <w:t xml:space="preserve"> each week to show you were </w:t>
+      </w:r>
+      <w:proofErr w:type="spellStart"/>
+      <w:r>
+        <w:t>preent</w:t>
+      </w:r>
+      <w:proofErr w:type="spellEnd"/>
+      <w:r>
+        <w:t>…</w:t>
       </w:r>
     </w:p>
     <w:p>
@@ -218,7 +239,35 @@
         <w:rPr>
           <w:highlight w:val="yellow"/>
         </w:rPr>
-        <w:t>Sign in in sheet !!!! need to sign in.. each week to show you were preent…</w:t>
+        <w:t xml:space="preserve">Sign in in sheet !!!! need to sign </w:t>
+      </w:r>
+      <w:proofErr w:type="gramStart"/>
+      <w:r>
+        <w:rPr>
+          <w:highlight w:val="yellow"/>
+        </w:rPr>
+        <w:t>in..</w:t>
+      </w:r>
+      <w:proofErr w:type="gramEnd"/>
+      <w:r>
+        <w:rPr>
+          <w:highlight w:val="yellow"/>
+        </w:rPr>
+        <w:t xml:space="preserve"> each week to show you were </w:t>
+      </w:r>
+      <w:proofErr w:type="spellStart"/>
+      <w:r>
+        <w:rPr>
+          <w:highlight w:val="yellow"/>
+        </w:rPr>
+        <w:t>preent</w:t>
+      </w:r>
+      <w:proofErr w:type="spellEnd"/>
+      <w:r>
+        <w:rPr>
+          <w:highlight w:val="yellow"/>
+        </w:rPr>
+        <w:t>…</w:t>
       </w:r>
     </w:p>
     <w:p>
@@ -435,8 +484,17 @@
           <w:color w:val="000000"/>
           <w:highlight w:val="yellow"/>
         </w:rPr>
-        <w:t>If extra material will include citataions</w:t>
-      </w:r>
+        <w:t xml:space="preserve">If extra material will include </w:t>
+      </w:r>
+      <w:proofErr w:type="spellStart"/>
+      <w:r>
+        <w:rPr>
+          <w:color w:val="000000"/>
+          <w:highlight w:val="yellow"/>
+        </w:rPr>
+        <w:t>citataions</w:t>
+      </w:r>
+      <w:proofErr w:type="spellEnd"/>
     </w:p>
     <w:p>
       <w:r>
@@ -689,8 +747,24 @@
         <w:rPr>
           <w:highlight w:val="yellow"/>
         </w:rPr>
-        <w:t xml:space="preserve"> asking if they would like to work with their daatsets..</w:t>
-      </w:r>
+        <w:t xml:space="preserve"> asking if they would like to work with their </w:t>
+      </w:r>
+      <w:proofErr w:type="spellStart"/>
+      <w:proofErr w:type="gramStart"/>
+      <w:r>
+        <w:rPr>
+          <w:highlight w:val="yellow"/>
+        </w:rPr>
+        <w:t>daatsets</w:t>
+      </w:r>
+      <w:proofErr w:type="spellEnd"/>
+      <w:r>
+        <w:rPr>
+          <w:highlight w:val="yellow"/>
+        </w:rPr>
+        <w:t>..</w:t>
+      </w:r>
+      <w:proofErr w:type="gramEnd"/>
     </w:p>
     <w:p>
       <w:pPr>
@@ -727,8 +801,30 @@
         <w:rPr>
           <w:highlight w:val="yellow"/>
         </w:rPr>
-        <w:t>So can use CSO high value datasets – may get a job.. may present..</w:t>
-      </w:r>
+        <w:t xml:space="preserve">So can use CSO high value datasets – may get a </w:t>
+      </w:r>
+      <w:proofErr w:type="gramStart"/>
+      <w:r>
+        <w:rPr>
+          <w:highlight w:val="yellow"/>
+        </w:rPr>
+        <w:t>job..</w:t>
+      </w:r>
+      <w:proofErr w:type="gramEnd"/>
+      <w:r>
+        <w:rPr>
+          <w:highlight w:val="yellow"/>
+        </w:rPr>
+        <w:t xml:space="preserve"> may </w:t>
+      </w:r>
+      <w:proofErr w:type="gramStart"/>
+      <w:r>
+        <w:rPr>
+          <w:highlight w:val="yellow"/>
+        </w:rPr>
+        <w:t>present..</w:t>
+      </w:r>
+      <w:proofErr w:type="gramEnd"/>
     </w:p>
     <w:p>
       <w:pPr>
@@ -786,7 +882,21 @@
         <w:rPr>
           <w:highlight w:val="yellow"/>
         </w:rPr>
-        <w:t>Exam maps theoritcal with practical</w:t>
+        <w:t xml:space="preserve">Exam maps </w:t>
+      </w:r>
+      <w:proofErr w:type="spellStart"/>
+      <w:r>
+        <w:rPr>
+          <w:highlight w:val="yellow"/>
+        </w:rPr>
+        <w:t>theoritcal</w:t>
+      </w:r>
+      <w:proofErr w:type="spellEnd"/>
+      <w:r>
+        <w:rPr>
+          <w:highlight w:val="yellow"/>
+        </w:rPr>
+        <w:t xml:space="preserve"> with practical</w:t>
       </w:r>
     </w:p>
     <w:p>
@@ -805,7 +915,35 @@
         <w:rPr>
           <w:highlight w:val="yellow"/>
         </w:rPr>
-        <w:t xml:space="preserve">4 patrs not long some mix betweentrehory and practical—given a visualisation and </w:t>
+        <w:t xml:space="preserve">4 </w:t>
+      </w:r>
+      <w:proofErr w:type="spellStart"/>
+      <w:r>
+        <w:rPr>
+          <w:highlight w:val="yellow"/>
+        </w:rPr>
+        <w:t>patrs</w:t>
+      </w:r>
+      <w:proofErr w:type="spellEnd"/>
+      <w:r>
+        <w:rPr>
+          <w:highlight w:val="yellow"/>
+        </w:rPr>
+        <w:t xml:space="preserve"> not long some mix </w:t>
+      </w:r>
+      <w:proofErr w:type="spellStart"/>
+      <w:r>
+        <w:rPr>
+          <w:highlight w:val="yellow"/>
+        </w:rPr>
+        <w:t>betweentrehory</w:t>
+      </w:r>
+      <w:proofErr w:type="spellEnd"/>
+      <w:r>
+        <w:rPr>
+          <w:highlight w:val="yellow"/>
+        </w:rPr>
+        <w:t xml:space="preserve"> and practical—given a visualisation and </w:t>
       </w:r>
     </w:p>
     <w:p>
@@ -1125,7 +1263,77 @@
         <w:rPr>
           <w:highlight w:val="yellow"/>
         </w:rPr>
-        <w:t>Labs &gt; spark interedt and getyou thinking – news graph.. have criticl eye that IDs what was done well and what was deon not so well</w:t>
+        <w:t xml:space="preserve">Labs &gt; spark </w:t>
+      </w:r>
+      <w:proofErr w:type="spellStart"/>
+      <w:r>
+        <w:rPr>
+          <w:highlight w:val="yellow"/>
+        </w:rPr>
+        <w:t>interedt</w:t>
+      </w:r>
+      <w:proofErr w:type="spellEnd"/>
+      <w:r>
+        <w:rPr>
+          <w:highlight w:val="yellow"/>
+        </w:rPr>
+        <w:t xml:space="preserve"> and </w:t>
+      </w:r>
+      <w:proofErr w:type="spellStart"/>
+      <w:r>
+        <w:rPr>
+          <w:highlight w:val="yellow"/>
+        </w:rPr>
+        <w:t>getyou</w:t>
+      </w:r>
+      <w:proofErr w:type="spellEnd"/>
+      <w:r>
+        <w:rPr>
+          <w:highlight w:val="yellow"/>
+        </w:rPr>
+        <w:t xml:space="preserve"> thinking – news </w:t>
+      </w:r>
+      <w:proofErr w:type="gramStart"/>
+      <w:r>
+        <w:rPr>
+          <w:highlight w:val="yellow"/>
+        </w:rPr>
+        <w:t>graph..</w:t>
+      </w:r>
+      <w:proofErr w:type="gramEnd"/>
+      <w:r>
+        <w:rPr>
+          <w:highlight w:val="yellow"/>
+        </w:rPr>
+        <w:t xml:space="preserve"> have </w:t>
+      </w:r>
+      <w:proofErr w:type="spellStart"/>
+      <w:r>
+        <w:rPr>
+          <w:highlight w:val="yellow"/>
+        </w:rPr>
+        <w:t>criticl</w:t>
+      </w:r>
+      <w:proofErr w:type="spellEnd"/>
+      <w:r>
+        <w:rPr>
+          <w:highlight w:val="yellow"/>
+        </w:rPr>
+        <w:t xml:space="preserve"> eye that IDs what was done well and what was </w:t>
+      </w:r>
+      <w:proofErr w:type="spellStart"/>
+      <w:r>
+        <w:rPr>
+          <w:highlight w:val="yellow"/>
+        </w:rPr>
+        <w:t>deon</w:t>
+      </w:r>
+      <w:proofErr w:type="spellEnd"/>
+      <w:r>
+        <w:rPr>
+          <w:highlight w:val="yellow"/>
+        </w:rPr>
+        <w:t xml:space="preserve"> not so well</w:t>
       </w:r>
     </w:p>
     <w:p>
@@ -1233,7 +1441,21 @@
         <w:rPr>
           <w:highlight w:val="yellow"/>
         </w:rPr>
-        <w:t xml:space="preserve">Will review and discuss with you.. so can include feedback in assignment… </w:t>
+        <w:t xml:space="preserve">Will review and discuss with </w:t>
+      </w:r>
+      <w:proofErr w:type="gramStart"/>
+      <w:r>
+        <w:rPr>
+          <w:highlight w:val="yellow"/>
+        </w:rPr>
+        <w:t>you..</w:t>
+      </w:r>
+      <w:proofErr w:type="gramEnd"/>
+      <w:r>
+        <w:rPr>
+          <w:highlight w:val="yellow"/>
+        </w:rPr>
+        <w:t xml:space="preserve"> so can include feedback in assignment… </w:t>
       </w:r>
     </w:p>
     <w:p>
@@ -1514,7 +1736,56 @@
         <w:rPr>
           <w:highlight w:val="yellow"/>
         </w:rPr>
-        <w:t>Try as much as you can.. try 20 different oens before you setels on somehti</w:t>
+        <w:t xml:space="preserve">Try as much as you </w:t>
+      </w:r>
+      <w:proofErr w:type="gramStart"/>
+      <w:r>
+        <w:rPr>
+          <w:highlight w:val="yellow"/>
+        </w:rPr>
+        <w:t>can..</w:t>
+      </w:r>
+      <w:proofErr w:type="gramEnd"/>
+      <w:r>
+        <w:rPr>
+          <w:highlight w:val="yellow"/>
+        </w:rPr>
+        <w:t xml:space="preserve"> try 20 different </w:t>
+      </w:r>
+      <w:proofErr w:type="spellStart"/>
+      <w:r>
+        <w:rPr>
+          <w:highlight w:val="yellow"/>
+        </w:rPr>
+        <w:t>oens</w:t>
+      </w:r>
+      <w:proofErr w:type="spellEnd"/>
+      <w:r>
+        <w:rPr>
+          <w:highlight w:val="yellow"/>
+        </w:rPr>
+        <w:t xml:space="preserve"> before you </w:t>
+      </w:r>
+      <w:proofErr w:type="spellStart"/>
+      <w:r>
+        <w:rPr>
+          <w:highlight w:val="yellow"/>
+        </w:rPr>
+        <w:t>setels</w:t>
+      </w:r>
+      <w:proofErr w:type="spellEnd"/>
+      <w:r>
+        <w:rPr>
+          <w:highlight w:val="yellow"/>
+        </w:rPr>
+        <w:t xml:space="preserve"> on </w:t>
+      </w:r>
+      <w:proofErr w:type="spellStart"/>
+      <w:r>
+        <w:rPr>
+          <w:highlight w:val="yellow"/>
+        </w:rPr>
+        <w:t>somehti</w:t>
       </w:r>
       <w:r>
         <w:rPr>
@@ -1526,7 +1797,14 @@
         <w:rPr>
           <w:highlight w:val="yellow"/>
         </w:rPr>
-        <w:t>g yo</w:t>
+        <w:t>g</w:t>
+      </w:r>
+      <w:proofErr w:type="spellEnd"/>
+      <w:r>
+        <w:rPr>
+          <w:highlight w:val="yellow"/>
+        </w:rPr>
+        <w:t xml:space="preserve"> yo</w:t>
       </w:r>
       <w:r>
         <w:rPr>
@@ -1598,12 +1876,14 @@
           <w:highlight w:val="yellow"/>
         </w:rPr>
       </w:pPr>
+      <w:proofErr w:type="spellStart"/>
       <w:r>
         <w:rPr>
           <w:highlight w:val="yellow"/>
         </w:rPr>
         <w:t>Asignments</w:t>
       </w:r>
+      <w:proofErr w:type="spellEnd"/>
     </w:p>
     <w:p>
       <w:pPr>
@@ -1638,8 +1918,30 @@
         <w:rPr>
           <w:highlight w:val="yellow"/>
         </w:rPr>
-        <w:t>Mostly about working with the datasets.. you are going to go find the,,,,</w:t>
-      </w:r>
+        <w:t xml:space="preserve">Mostly about working with the </w:t>
+      </w:r>
+      <w:proofErr w:type="gramStart"/>
+      <w:r>
+        <w:rPr>
+          <w:highlight w:val="yellow"/>
+        </w:rPr>
+        <w:t>datasets..</w:t>
+      </w:r>
+      <w:proofErr w:type="gramEnd"/>
+      <w:r>
+        <w:rPr>
+          <w:highlight w:val="yellow"/>
+        </w:rPr>
+        <w:t xml:space="preserve"> you are going to go find </w:t>
+      </w:r>
+      <w:proofErr w:type="gramStart"/>
+      <w:r>
+        <w:rPr>
+          <w:highlight w:val="yellow"/>
+        </w:rPr>
+        <w:t>the,,,,</w:t>
+      </w:r>
+      <w:proofErr w:type="gramEnd"/>
     </w:p>
     <w:p>
       <w:pPr>
@@ -2571,8 +2873,18 @@
           <w:bCs/>
           <w:color w:val="1F4E79"/>
         </w:rPr>
-        <w:t xml:space="preserve"> ormal</w:t>
-      </w:r>
+        <w:t xml:space="preserve"> </w:t>
+      </w:r>
+      <w:proofErr w:type="spellStart"/>
+      <w:r>
+        <w:rPr>
+          <w:b/>
+          <w:bCs/>
+          <w:color w:val="1F4E79"/>
+        </w:rPr>
+        <w:t>ormal</w:t>
+      </w:r>
+      <w:proofErr w:type="spellEnd"/>
       <w:r>
         <w:rPr>
           <w:b/>
@@ -2721,11 +3033,19 @@
           <w:highlight w:val="yellow"/>
         </w:rPr>
       </w:pPr>
-      <w:r>
-        <w:rPr>
-          <w:highlight w:val="yellow"/>
-        </w:rPr>
-        <w:t>Somethgni wasn’t obvious in the data</w:t>
+      <w:proofErr w:type="spellStart"/>
+      <w:r>
+        <w:rPr>
+          <w:highlight w:val="yellow"/>
+        </w:rPr>
+        <w:t>Somethgni</w:t>
+      </w:r>
+      <w:proofErr w:type="spellEnd"/>
+      <w:r>
+        <w:rPr>
+          <w:highlight w:val="yellow"/>
+        </w:rPr>
+        <w:t xml:space="preserve"> wasn’t obvious in the data</w:t>
       </w:r>
     </w:p>
     <w:p>
@@ -2743,7 +3063,63 @@
         <w:rPr>
           <w:highlight w:val="yellow"/>
         </w:rPr>
-        <w:t>2. Not all visualistaino work.. take same dataset and some of them will say nothing… and some will eb usfule and will eb howing some insight… the data was hiding hat you are making available</w:t>
+        <w:t xml:space="preserve">2. Not all </w:t>
+      </w:r>
+      <w:proofErr w:type="spellStart"/>
+      <w:r>
+        <w:rPr>
+          <w:highlight w:val="yellow"/>
+        </w:rPr>
+        <w:t>visualistaino</w:t>
+      </w:r>
+      <w:proofErr w:type="spellEnd"/>
+      <w:r>
+        <w:rPr>
+          <w:highlight w:val="yellow"/>
+        </w:rPr>
+        <w:t xml:space="preserve"> </w:t>
+      </w:r>
+      <w:proofErr w:type="gramStart"/>
+      <w:r>
+        <w:rPr>
+          <w:highlight w:val="yellow"/>
+        </w:rPr>
+        <w:t>work..</w:t>
+      </w:r>
+      <w:proofErr w:type="gramEnd"/>
+      <w:r>
+        <w:rPr>
+          <w:highlight w:val="yellow"/>
+        </w:rPr>
+        <w:t xml:space="preserve"> take same dataset and some of them will say nothing… and some will eb </w:t>
+      </w:r>
+      <w:proofErr w:type="spellStart"/>
+      <w:r>
+        <w:rPr>
+          <w:highlight w:val="yellow"/>
+        </w:rPr>
+        <w:t>usfule</w:t>
+      </w:r>
+      <w:proofErr w:type="spellEnd"/>
+      <w:r>
+        <w:rPr>
+          <w:highlight w:val="yellow"/>
+        </w:rPr>
+        <w:t xml:space="preserve"> and will eb </w:t>
+      </w:r>
+      <w:proofErr w:type="spellStart"/>
+      <w:r>
+        <w:rPr>
+          <w:highlight w:val="yellow"/>
+        </w:rPr>
+        <w:t>howing</w:t>
+      </w:r>
+      <w:proofErr w:type="spellEnd"/>
+      <w:r>
+        <w:rPr>
+          <w:highlight w:val="yellow"/>
+        </w:rPr>
+        <w:t xml:space="preserve"> some insight… the data was hiding hat you are making available</w:t>
       </w:r>
     </w:p>
     <w:p>
@@ -2761,7 +3137,21 @@
         <w:rPr>
           <w:highlight w:val="yellow"/>
         </w:rPr>
-        <w:t xml:space="preserve">Who is going ot be looking at it…. Visual reps to </w:t>
+        <w:t xml:space="preserve">Who is going </w:t>
+      </w:r>
+      <w:proofErr w:type="spellStart"/>
+      <w:r>
+        <w:rPr>
+          <w:highlight w:val="yellow"/>
+        </w:rPr>
+        <w:t>ot</w:t>
+      </w:r>
+      <w:proofErr w:type="spellEnd"/>
+      <w:r>
+        <w:rPr>
+          <w:highlight w:val="yellow"/>
+        </w:rPr>
+        <w:t xml:space="preserve"> be looking at it…. Visual reps to </w:t>
       </w:r>
       <w:r>
         <w:rPr>
@@ -2795,7 +3185,21 @@
         <w:rPr>
           <w:highlight w:val="yellow"/>
         </w:rPr>
-        <w:t>In class - drew bar graph.. vs stacked bar graph</w:t>
+        <w:t xml:space="preserve">In class - drew bar </w:t>
+      </w:r>
+      <w:proofErr w:type="gramStart"/>
+      <w:r>
+        <w:rPr>
+          <w:highlight w:val="yellow"/>
+        </w:rPr>
+        <w:t>graph..</w:t>
+      </w:r>
+      <w:proofErr w:type="gramEnd"/>
+      <w:r>
+        <w:rPr>
+          <w:highlight w:val="yellow"/>
+        </w:rPr>
+        <w:t xml:space="preserve"> vs stacked bar graph</w:t>
       </w:r>
     </w:p>
     <w:p>
@@ -2813,7 +3217,21 @@
         <w:rPr>
           <w:highlight w:val="yellow"/>
         </w:rPr>
-        <w:t>Students in aungier st and gg</w:t>
+        <w:t xml:space="preserve">Students in </w:t>
+      </w:r>
+      <w:proofErr w:type="spellStart"/>
+      <w:r>
+        <w:rPr>
+          <w:highlight w:val="yellow"/>
+        </w:rPr>
+        <w:t>aungier</w:t>
+      </w:r>
+      <w:proofErr w:type="spellEnd"/>
+      <w:r>
+        <w:rPr>
+          <w:highlight w:val="yellow"/>
+        </w:rPr>
+        <w:t xml:space="preserve"> st and gg</w:t>
       </w:r>
     </w:p>
     <w:p>
@@ -2886,7 +3304,29 @@
         <w:rPr>
           <w:highlight w:val="yellow"/>
         </w:rPr>
-        <w:t xml:space="preserve">Sometime use a technique ina  graph.. </w:t>
+        <w:t xml:space="preserve">Sometime use a technique </w:t>
+      </w:r>
+      <w:proofErr w:type="spellStart"/>
+      <w:proofErr w:type="gramStart"/>
+      <w:r>
+        <w:rPr>
+          <w:highlight w:val="yellow"/>
+        </w:rPr>
+        <w:t>ina</w:t>
+      </w:r>
+      <w:proofErr w:type="spellEnd"/>
+      <w:r>
+        <w:rPr>
+          <w:highlight w:val="yellow"/>
+        </w:rPr>
+        <w:t xml:space="preserve">  graph..</w:t>
+      </w:r>
+      <w:proofErr w:type="gramEnd"/>
+      <w:r>
+        <w:rPr>
+          <w:highlight w:val="yellow"/>
+        </w:rPr>
+        <w:t xml:space="preserve"> </w:t>
       </w:r>
     </w:p>
     <w:p>
@@ -2918,11 +3358,19 @@
           <w:highlight w:val="yellow"/>
         </w:rPr>
       </w:pPr>
-      <w:r>
-        <w:rPr>
-          <w:highlight w:val="yellow"/>
-        </w:rPr>
-        <w:t>Visualistiona answers questions or discover them….</w:t>
+      <w:proofErr w:type="spellStart"/>
+      <w:r>
+        <w:rPr>
+          <w:highlight w:val="yellow"/>
+        </w:rPr>
+        <w:t>Visualistiona</w:t>
+      </w:r>
+      <w:proofErr w:type="spellEnd"/>
+      <w:r>
+        <w:rPr>
+          <w:highlight w:val="yellow"/>
+        </w:rPr>
+        <w:t xml:space="preserve"> answers questions or discover them….</w:t>
       </w:r>
     </w:p>
     <w:p>
@@ -3177,7 +3625,39 @@
           <w:color w:val="000000"/>
           <w:highlight w:val="yellow"/>
         </w:rPr>
-        <w:t>this is what we’re trying to do… the  viewer should see the message the visualistion has straight away…</w:t>
+        <w:t xml:space="preserve">this is what we’re trying to do… </w:t>
+      </w:r>
+      <w:proofErr w:type="gramStart"/>
+      <w:r>
+        <w:rPr>
+          <w:color w:val="000000"/>
+          <w:highlight w:val="yellow"/>
+        </w:rPr>
+        <w:t>the  viewer</w:t>
+      </w:r>
+      <w:proofErr w:type="gramEnd"/>
+      <w:r>
+        <w:rPr>
+          <w:color w:val="000000"/>
+          <w:highlight w:val="yellow"/>
+        </w:rPr>
+        <w:t xml:space="preserve"> should see the message the </w:t>
+      </w:r>
+      <w:proofErr w:type="spellStart"/>
+      <w:r>
+        <w:rPr>
+          <w:color w:val="000000"/>
+          <w:highlight w:val="yellow"/>
+        </w:rPr>
+        <w:t>visualistion</w:t>
+      </w:r>
+      <w:proofErr w:type="spellEnd"/>
+      <w:r>
+        <w:rPr>
+          <w:color w:val="000000"/>
+          <w:highlight w:val="yellow"/>
+        </w:rPr>
+        <w:t xml:space="preserve"> has straight away…</w:t>
       </w:r>
       <w:r>
         <w:rPr>
@@ -3198,7 +3678,23 @@
           <w:color w:val="000000"/>
           <w:highlight w:val="yellow"/>
         </w:rPr>
-        <w:t xml:space="preserve"> see the answer… shodul eb very clear… more accessible…</w:t>
+        <w:t xml:space="preserve"> see the answer… </w:t>
+      </w:r>
+      <w:proofErr w:type="spellStart"/>
+      <w:r>
+        <w:rPr>
+          <w:color w:val="000000"/>
+          <w:highlight w:val="yellow"/>
+        </w:rPr>
+        <w:t>shodul</w:t>
+      </w:r>
+      <w:proofErr w:type="spellEnd"/>
+      <w:r>
+        <w:rPr>
+          <w:color w:val="000000"/>
+          <w:highlight w:val="yellow"/>
+        </w:rPr>
+        <w:t xml:space="preserve"> eb very clear… more accessible…</w:t>
       </w:r>
     </w:p>
     <w:p>
@@ -3553,7 +4049,48 @@
           <w:color w:val="000000"/>
           <w:highlight w:val="yellow"/>
         </w:rPr>
-        <w:t>Most we will use will be explainability of data (not necessarilt exporatory).. so have to explain the message</w:t>
+        <w:t xml:space="preserve">Most we will use will be explainability of data (not </w:t>
+      </w:r>
+      <w:proofErr w:type="spellStart"/>
+      <w:r>
+        <w:rPr>
+          <w:color w:val="000000"/>
+          <w:highlight w:val="yellow"/>
+        </w:rPr>
+        <w:t>necessarilt</w:t>
+      </w:r>
+      <w:proofErr w:type="spellEnd"/>
+      <w:r>
+        <w:rPr>
+          <w:color w:val="000000"/>
+          <w:highlight w:val="yellow"/>
+        </w:rPr>
+        <w:t xml:space="preserve"> </w:t>
+      </w:r>
+      <w:proofErr w:type="spellStart"/>
+      <w:r>
+        <w:rPr>
+          <w:color w:val="000000"/>
+          <w:highlight w:val="yellow"/>
+        </w:rPr>
+        <w:t>exporatory</w:t>
+      </w:r>
+      <w:proofErr w:type="spellEnd"/>
+      <w:proofErr w:type="gramStart"/>
+      <w:r>
+        <w:rPr>
+          <w:color w:val="000000"/>
+          <w:highlight w:val="yellow"/>
+        </w:rPr>
+        <w:t>)..</w:t>
+      </w:r>
+      <w:proofErr w:type="gramEnd"/>
+      <w:r>
+        <w:rPr>
+          <w:color w:val="000000"/>
+          <w:highlight w:val="yellow"/>
+        </w:rPr>
+        <w:t xml:space="preserve"> so have to explain the message</w:t>
       </w:r>
     </w:p>
     <w:p>
@@ -3665,7 +4202,21 @@
         <w:rPr>
           <w:color w:val="000000"/>
         </w:rPr>
-        <w:t>20 Oct 2020: New cases 1,263; 7-day avg 1,157</w:t>
+        <w:t xml:space="preserve">20 Oct 2020: New cases 1,263; 7-day </w:t>
+      </w:r>
+      <w:proofErr w:type="spellStart"/>
+      <w:r>
+        <w:rPr>
+          <w:color w:val="000000"/>
+        </w:rPr>
+        <w:t>avg</w:t>
+      </w:r>
+      <w:proofErr w:type="spellEnd"/>
+      <w:r>
+        <w:rPr>
+          <w:color w:val="000000"/>
+        </w:rPr>
+        <w:t xml:space="preserve"> 1,157</w:t>
       </w:r>
     </w:p>
     <w:p>
@@ -4188,7 +4739,21 @@
         <w:rPr>
           <w:color w:val="000000"/>
         </w:rPr>
-        <w:t>Ranked highest to lowest risk: Full-Service Restaurants, Fitness Centers, Cafes &amp; Snack Bars, Hotels &amp; Motels, Limited-Service Restaurants, Religious Organizations, Offices of Physicians, Grocery Stores, Used Merchandise Stores, Pet Stores, Sporting Goods Stores, Other General Stores, Hobby &amp; Toy Stores, Hardware Stores, Automotive Parts Stores, Department Stores, Gas Stations, Pharmacies &amp; Drug Stores, Convenience Stores, New Car Dealers</w:t>
+        <w:t xml:space="preserve">Ranked highest to lowest risk: Full-Service Restaurants, Fitness </w:t>
+      </w:r>
+      <w:proofErr w:type="spellStart"/>
+      <w:r>
+        <w:rPr>
+          <w:color w:val="000000"/>
+        </w:rPr>
+        <w:t>Centers</w:t>
+      </w:r>
+      <w:proofErr w:type="spellEnd"/>
+      <w:r>
+        <w:rPr>
+          <w:color w:val="000000"/>
+        </w:rPr>
+        <w:t>, Cafes &amp; Snack Bars, Hotels &amp; Motels, Limited-Service Restaurants, Religious Organizations, Offices of Physicians, Grocery Stores, Used Merchandise Stores, Pet Stores, Sporting Goods Stores, Other General Stores, Hobby &amp; Toy Stores, Hardware Stores, Automotive Parts Stores, Department Stores, Gas Stations, Pharmacies &amp; Drug Stores, Convenience Stores, New Car Dealers</w:t>
       </w:r>
     </w:p>
     <w:p>
@@ -4383,7 +4948,39 @@
           <w:color w:val="000000"/>
           <w:highlight w:val="yellow"/>
         </w:rPr>
-        <w:t>from BBC - they sue R , have good team and bbc R package</w:t>
+        <w:t xml:space="preserve">from BBC - they sue </w:t>
+      </w:r>
+      <w:proofErr w:type="gramStart"/>
+      <w:r>
+        <w:rPr>
+          <w:color w:val="000000"/>
+          <w:highlight w:val="yellow"/>
+        </w:rPr>
+        <w:t>R ,</w:t>
+      </w:r>
+      <w:proofErr w:type="gramEnd"/>
+      <w:r>
+        <w:rPr>
+          <w:color w:val="000000"/>
+          <w:highlight w:val="yellow"/>
+        </w:rPr>
+        <w:t xml:space="preserve"> have good team and </w:t>
+      </w:r>
+      <w:proofErr w:type="spellStart"/>
+      <w:r>
+        <w:rPr>
+          <w:color w:val="000000"/>
+          <w:highlight w:val="yellow"/>
+        </w:rPr>
+        <w:t>bbc</w:t>
+      </w:r>
+      <w:proofErr w:type="spellEnd"/>
+      <w:r>
+        <w:rPr>
+          <w:color w:val="000000"/>
+          <w:highlight w:val="yellow"/>
+        </w:rPr>
+        <w:t xml:space="preserve"> R package</w:t>
       </w:r>
     </w:p>
     <w:p>
@@ -4450,7 +5047,25 @@
           <w:color w:val="1F4E79"/>
         </w:rPr>
         <w:lastRenderedPageBreak/>
-        <w:t>Relationships – Scatter Plot &amp; Bubble Chart (Hans Rosling / Gapminder)</w:t>
+        <w:t xml:space="preserve">Relationships – Scatter Plot &amp; Bubble Chart (Hans Rosling / </w:t>
+      </w:r>
+      <w:proofErr w:type="spellStart"/>
+      <w:r>
+        <w:rPr>
+          <w:b/>
+          <w:bCs/>
+          <w:color w:val="1F4E79"/>
+        </w:rPr>
+        <w:t>Gapminder</w:t>
+      </w:r>
+      <w:proofErr w:type="spellEnd"/>
+      <w:r>
+        <w:rPr>
+          <w:b/>
+          <w:bCs/>
+          <w:color w:val="1F4E79"/>
+        </w:rPr>
+        <w:t>)</w:t>
       </w:r>
     </w:p>
     <w:p>
@@ -4482,7 +5097,21 @@
         <w:rPr>
           <w:color w:val="000000"/>
         </w:rPr>
-        <w:t>Right (Gapminder): Life expectancy (years) vs Income per capita in international dollars (GNP or GNI); bubble size = population; colour = geographic region; animated over time (1980–2000+)</w:t>
+        <w:t>Right (</w:t>
+      </w:r>
+      <w:proofErr w:type="spellStart"/>
+      <w:r>
+        <w:rPr>
+          <w:color w:val="000000"/>
+        </w:rPr>
+        <w:t>Gapminder</w:t>
+      </w:r>
+      <w:proofErr w:type="spellEnd"/>
+      <w:r>
+        <w:rPr>
+          <w:color w:val="000000"/>
+        </w:rPr>
+        <w:t>): Life expectancy (years) vs Income per capita in international dollars (GNP or GNI); bubble size = population; colour = geographic region; animated over time (1980–2000+)</w:t>
       </w:r>
     </w:p>
     <w:p>
@@ -4620,7 +5249,21 @@
         <w:rPr>
           <w:highlight w:val="yellow"/>
         </w:rPr>
-        <w:t>Tech talk by hansrosline… a really visual shocking to see how life expectancy has changed over time by different countries</w:t>
+        <w:t xml:space="preserve">Tech talk by </w:t>
+      </w:r>
+      <w:proofErr w:type="spellStart"/>
+      <w:r>
+        <w:rPr>
+          <w:highlight w:val="yellow"/>
+        </w:rPr>
+        <w:t>hansrosline</w:t>
+      </w:r>
+      <w:proofErr w:type="spellEnd"/>
+      <w:r>
+        <w:rPr>
+          <w:highlight w:val="yellow"/>
+        </w:rPr>
+        <w:t>… a really visual shocking to see how life expectancy has changed over time by different countries</w:t>
       </w:r>
     </w:p>
     <w:p>
@@ -4631,7 +5274,77 @@
         <w:rPr>
           <w:highlight w:val="yellow"/>
         </w:rPr>
-        <w:t>Income per capita also – whe there is a war have a bgi drop.. one country goes down and up… recession the same.. good animation… very imspiring ted talk</w:t>
+        <w:t xml:space="preserve">Income per capita also – </w:t>
+      </w:r>
+      <w:proofErr w:type="spellStart"/>
+      <w:r>
+        <w:rPr>
+          <w:highlight w:val="yellow"/>
+        </w:rPr>
+        <w:t>whe</w:t>
+      </w:r>
+      <w:proofErr w:type="spellEnd"/>
+      <w:r>
+        <w:rPr>
+          <w:highlight w:val="yellow"/>
+        </w:rPr>
+        <w:t xml:space="preserve"> there is a war have a </w:t>
+      </w:r>
+      <w:proofErr w:type="spellStart"/>
+      <w:r>
+        <w:rPr>
+          <w:highlight w:val="yellow"/>
+        </w:rPr>
+        <w:t>bgi</w:t>
+      </w:r>
+      <w:proofErr w:type="spellEnd"/>
+      <w:r>
+        <w:rPr>
+          <w:highlight w:val="yellow"/>
+        </w:rPr>
+        <w:t xml:space="preserve"> </w:t>
+      </w:r>
+      <w:proofErr w:type="gramStart"/>
+      <w:r>
+        <w:rPr>
+          <w:highlight w:val="yellow"/>
+        </w:rPr>
+        <w:t>drop..</w:t>
+      </w:r>
+      <w:proofErr w:type="gramEnd"/>
+      <w:r>
+        <w:rPr>
+          <w:highlight w:val="yellow"/>
+        </w:rPr>
+        <w:t xml:space="preserve"> one country goes down and up… recession the </w:t>
+      </w:r>
+      <w:proofErr w:type="gramStart"/>
+      <w:r>
+        <w:rPr>
+          <w:highlight w:val="yellow"/>
+        </w:rPr>
+        <w:t>same..</w:t>
+      </w:r>
+      <w:proofErr w:type="gramEnd"/>
+      <w:r>
+        <w:rPr>
+          <w:highlight w:val="yellow"/>
+        </w:rPr>
+        <w:t xml:space="preserve"> good animation… very </w:t>
+      </w:r>
+      <w:proofErr w:type="spellStart"/>
+      <w:r>
+        <w:rPr>
+          <w:highlight w:val="yellow"/>
+        </w:rPr>
+        <w:t>imspiring</w:t>
+      </w:r>
+      <w:proofErr w:type="spellEnd"/>
+      <w:r>
+        <w:rPr>
+          <w:highlight w:val="yellow"/>
+        </w:rPr>
+        <w:t xml:space="preserve"> ted talk</w:t>
       </w:r>
     </w:p>
     <w:p>
@@ -4666,23 +5379,87 @@
         <w:rPr>
           <w:color w:val="000000"/>
         </w:rPr>
-        <w:t>Parallel Coordinate Plot for the Iris Data – 4 variables: Petal.Length, Petal.Width, Sepal.Length, Sepal.Width</w:t>
-      </w:r>
-    </w:p>
-    <w:p>
-      <w:pPr>
-        <w:pStyle w:val="ListParagraph"/>
-        <w:numPr>
-          <w:ilvl w:val="0"/>
-          <w:numId w:val="8"/>
-        </w:numPr>
-        <w:contextualSpacing w:val="0"/>
-      </w:pPr>
-      <w:r>
-        <w:rPr>
-          <w:color w:val="000000"/>
-        </w:rPr>
-        <w:t>Each line = one observation; coloured by species: setosa (purple), versicolor (teal), virginica (yellow)</w:t>
+        <w:t xml:space="preserve">Parallel Coordinate Plot for the Iris Data – 4 variables: </w:t>
+      </w:r>
+      <w:proofErr w:type="spellStart"/>
+      <w:r>
+        <w:rPr>
+          <w:color w:val="000000"/>
+        </w:rPr>
+        <w:t>Petal.Length</w:t>
+      </w:r>
+      <w:proofErr w:type="spellEnd"/>
+      <w:r>
+        <w:rPr>
+          <w:color w:val="000000"/>
+        </w:rPr>
+        <w:t xml:space="preserve">, </w:t>
+      </w:r>
+      <w:proofErr w:type="spellStart"/>
+      <w:r>
+        <w:rPr>
+          <w:color w:val="000000"/>
+        </w:rPr>
+        <w:t>Petal.Width</w:t>
+      </w:r>
+      <w:proofErr w:type="spellEnd"/>
+      <w:r>
+        <w:rPr>
+          <w:color w:val="000000"/>
+        </w:rPr>
+        <w:t xml:space="preserve">, </w:t>
+      </w:r>
+      <w:proofErr w:type="spellStart"/>
+      <w:r>
+        <w:rPr>
+          <w:color w:val="000000"/>
+        </w:rPr>
+        <w:t>Sepal.Length</w:t>
+      </w:r>
+      <w:proofErr w:type="spellEnd"/>
+      <w:r>
+        <w:rPr>
+          <w:color w:val="000000"/>
+        </w:rPr>
+        <w:t xml:space="preserve">, </w:t>
+      </w:r>
+      <w:proofErr w:type="spellStart"/>
+      <w:r>
+        <w:rPr>
+          <w:color w:val="000000"/>
+        </w:rPr>
+        <w:t>Sepal.Width</w:t>
+      </w:r>
+      <w:proofErr w:type="spellEnd"/>
+    </w:p>
+    <w:p>
+      <w:pPr>
+        <w:pStyle w:val="ListParagraph"/>
+        <w:numPr>
+          <w:ilvl w:val="0"/>
+          <w:numId w:val="8"/>
+        </w:numPr>
+        <w:contextualSpacing w:val="0"/>
+      </w:pPr>
+      <w:r>
+        <w:rPr>
+          <w:color w:val="000000"/>
+        </w:rPr>
+        <w:t xml:space="preserve">Each line = one observation; coloured by species: </w:t>
+      </w:r>
+      <w:proofErr w:type="spellStart"/>
+      <w:r>
+        <w:rPr>
+          <w:color w:val="000000"/>
+        </w:rPr>
+        <w:t>setosa</w:t>
+      </w:r>
+      <w:proofErr w:type="spellEnd"/>
+      <w:r>
+        <w:rPr>
+          <w:color w:val="000000"/>
+        </w:rPr>
+        <w:t xml:space="preserve"> (purple), versicolor (teal), virginica (yellow)</w:t>
       </w:r>
     </w:p>
     <w:p>
@@ -5037,7 +5814,21 @@
         <w:rPr>
           <w:color w:val="000000"/>
         </w:rPr>
-        <w:t>Social network graph showing clusters of connections labelled by group: UBC, classmates (UBC), classmates (high school), Marine Drive, Hillel, Jump Start, mom's friends, cousins, capoeira, bt's, friends (Ukraine / Nice)</w:t>
+        <w:t xml:space="preserve">Social network graph showing clusters of connections labelled by group: UBC, classmates (UBC), classmates (high school), Marine Drive, Hillel, Jump Start, mom's friends, cousins, capoeira, </w:t>
+      </w:r>
+      <w:proofErr w:type="spellStart"/>
+      <w:r>
+        <w:rPr>
+          <w:color w:val="000000"/>
+        </w:rPr>
+        <w:t>bt's</w:t>
+      </w:r>
+      <w:proofErr w:type="spellEnd"/>
+      <w:r>
+        <w:rPr>
+          <w:color w:val="000000"/>
+        </w:rPr>
+        <w:t>, friends (Ukraine / Nice)</w:t>
       </w:r>
     </w:p>
     <w:p>
@@ -5184,8 +5975,16 @@
         <w:rPr>
           <w:color w:val="000000"/>
         </w:rPr>
-        <w:t>Source: Data.Europa</w:t>
-      </w:r>
+        <w:t xml:space="preserve">Source: </w:t>
+      </w:r>
+      <w:proofErr w:type="spellStart"/>
+      <w:r>
+        <w:rPr>
+          <w:color w:val="000000"/>
+        </w:rPr>
+        <w:t>Data.Europa</w:t>
+      </w:r>
+      <w:proofErr w:type="spellEnd"/>
     </w:p>
     <w:p>
       <w:pPr>
@@ -5281,8 +6080,18 @@
           <w:color w:val="1F4E79"/>
         </w:rPr>
         <w:lastRenderedPageBreak/>
-        <w:t>Networks – HealthInfoScape</w:t>
-      </w:r>
+        <w:t xml:space="preserve">Networks – </w:t>
+      </w:r>
+      <w:proofErr w:type="spellStart"/>
+      <w:r>
+        <w:rPr>
+          <w:b/>
+          <w:bCs/>
+          <w:color w:val="1F4E79"/>
+        </w:rPr>
+        <w:t>HealthInfoScape</w:t>
+      </w:r>
+      <w:proofErr w:type="spellEnd"/>
     </w:p>
     <w:p>
       <w:pPr>
@@ -5594,15 +6403,37 @@
         <w:rPr>
           <w:highlight w:val="yellow"/>
         </w:rPr>
-        <w:t>Kind of why visualisation became and shown to be such a powerfull tool</w:t>
-      </w:r>
-    </w:p>
-    <w:p>
-      <w:r>
-        <w:rPr>
-          <w:highlight w:val="yellow"/>
-        </w:rPr>
-        <w:t>Colera epidemic – London – Jon Snow</w:t>
+        <w:t xml:space="preserve">Kind of why visualisation became and shown to be such a </w:t>
+      </w:r>
+      <w:proofErr w:type="spellStart"/>
+      <w:r>
+        <w:rPr>
+          <w:highlight w:val="yellow"/>
+        </w:rPr>
+        <w:t>powerfull</w:t>
+      </w:r>
+      <w:proofErr w:type="spellEnd"/>
+      <w:r>
+        <w:rPr>
+          <w:highlight w:val="yellow"/>
+        </w:rPr>
+        <w:t xml:space="preserve"> tool</w:t>
+      </w:r>
+    </w:p>
+    <w:p>
+      <w:proofErr w:type="spellStart"/>
+      <w:r>
+        <w:rPr>
+          <w:highlight w:val="yellow"/>
+        </w:rPr>
+        <w:t>Colera</w:t>
+      </w:r>
+      <w:proofErr w:type="spellEnd"/>
+      <w:r>
+        <w:rPr>
+          <w:highlight w:val="yellow"/>
+        </w:rPr>
+        <w:t xml:space="preserve"> epidemic – London – Jon Snow</w:t>
       </w:r>
     </w:p>
     <w:p>
@@ -6069,7 +6900,21 @@
         <w:rPr>
           <w:highlight w:val="yellow"/>
         </w:rPr>
-        <w:t>2 places where a brewery  0whci had it sown well+ prison which had its own well</w:t>
+        <w:t xml:space="preserve">2 places where a </w:t>
+      </w:r>
+      <w:proofErr w:type="gramStart"/>
+      <w:r>
+        <w:rPr>
+          <w:highlight w:val="yellow"/>
+        </w:rPr>
+        <w:t>brewery  0</w:t>
+      </w:r>
+      <w:proofErr w:type="gramEnd"/>
+      <w:r>
+        <w:rPr>
+          <w:highlight w:val="yellow"/>
+        </w:rPr>
+        <w:t>whci had it sown well+ prison which had its own well</w:t>
       </w:r>
     </w:p>
     <w:p>
@@ -6088,7 +6933,21 @@
         <w:rPr>
           <w:highlight w:val="yellow"/>
         </w:rPr>
-        <w:t>Brewery had no one getting cholera, a+ prison with huge numbers ni side had small amount getting cholera</w:t>
+        <w:t xml:space="preserve">Brewery had no one getting cholera, a+ prison with huge numbers </w:t>
+      </w:r>
+      <w:proofErr w:type="spellStart"/>
+      <w:r>
+        <w:rPr>
+          <w:highlight w:val="yellow"/>
+        </w:rPr>
+        <w:t>ni</w:t>
+      </w:r>
+      <w:proofErr w:type="spellEnd"/>
+      <w:r>
+        <w:rPr>
+          <w:highlight w:val="yellow"/>
+        </w:rPr>
+        <w:t xml:space="preserve"> side had small amount getting cholera</w:t>
       </w:r>
     </w:p>
     <w:p>
@@ -6107,7 +6966,21 @@
         <w:rPr>
           <w:highlight w:val="yellow"/>
         </w:rPr>
-        <w:t>Street where public water pump was had uge numbers</w:t>
+        <w:t xml:space="preserve">Street where public water pump was had </w:t>
+      </w:r>
+      <w:proofErr w:type="spellStart"/>
+      <w:r>
+        <w:rPr>
+          <w:highlight w:val="yellow"/>
+        </w:rPr>
+        <w:t>uge</w:t>
+      </w:r>
+      <w:proofErr w:type="spellEnd"/>
+      <w:r>
+        <w:rPr>
+          <w:highlight w:val="yellow"/>
+        </w:rPr>
+        <w:t xml:space="preserve"> numbers</w:t>
       </w:r>
     </w:p>
     <w:p>
@@ -6142,7 +7015,35 @@
         <w:rPr>
           <w:highlight w:val="yellow"/>
         </w:rPr>
-        <w:t>All jdue to the graph and the odd thing happengin in the map</w:t>
+        <w:t xml:space="preserve">All </w:t>
+      </w:r>
+      <w:proofErr w:type="spellStart"/>
+      <w:r>
+        <w:rPr>
+          <w:highlight w:val="yellow"/>
+        </w:rPr>
+        <w:t>jdue</w:t>
+      </w:r>
+      <w:proofErr w:type="spellEnd"/>
+      <w:r>
+        <w:rPr>
+          <w:highlight w:val="yellow"/>
+        </w:rPr>
+        <w:t xml:space="preserve"> to the graph and the odd thing </w:t>
+      </w:r>
+      <w:proofErr w:type="spellStart"/>
+      <w:r>
+        <w:rPr>
+          <w:highlight w:val="yellow"/>
+        </w:rPr>
+        <w:t>happengin</w:t>
+      </w:r>
+      <w:proofErr w:type="spellEnd"/>
+      <w:r>
+        <w:rPr>
+          <w:highlight w:val="yellow"/>
+        </w:rPr>
+        <w:t xml:space="preserve"> in the map</w:t>
       </w:r>
     </w:p>
     <w:p>
@@ -6244,7 +7145,35 @@
         <w:rPr>
           <w:highlight w:val="yellow"/>
         </w:rPr>
-        <w:t>Once inside it don’e care if a bend or not… changes to more straight liens … just want t next stop…</w:t>
+        <w:t xml:space="preserve">Once inside it </w:t>
+      </w:r>
+      <w:proofErr w:type="spellStart"/>
+      <w:r>
+        <w:rPr>
+          <w:highlight w:val="yellow"/>
+        </w:rPr>
+        <w:t>don’e</w:t>
+      </w:r>
+      <w:proofErr w:type="spellEnd"/>
+      <w:r>
+        <w:rPr>
+          <w:highlight w:val="yellow"/>
+        </w:rPr>
+        <w:t xml:space="preserve"> care if a bend or not… changes to more straight liens … just want </w:t>
+      </w:r>
+      <w:proofErr w:type="spellStart"/>
+      <w:r>
+        <w:rPr>
+          <w:highlight w:val="yellow"/>
+        </w:rPr>
+        <w:t>t</w:t>
+      </w:r>
+      <w:proofErr w:type="spellEnd"/>
+      <w:r>
+        <w:rPr>
+          <w:highlight w:val="yellow"/>
+        </w:rPr>
+        <w:t xml:space="preserve"> next stop…</w:t>
       </w:r>
     </w:p>
     <w:p>
@@ -6263,8 +7192,30 @@
         <w:rPr>
           <w:highlight w:val="yellow"/>
         </w:rPr>
-        <w:t>Bends are still there but user does tno need them, doesn’t need to know..</w:t>
-      </w:r>
+        <w:t xml:space="preserve">Bends are still there but user does </w:t>
+      </w:r>
+      <w:proofErr w:type="spellStart"/>
+      <w:r>
+        <w:rPr>
+          <w:highlight w:val="yellow"/>
+        </w:rPr>
+        <w:t>tno</w:t>
+      </w:r>
+      <w:proofErr w:type="spellEnd"/>
+      <w:r>
+        <w:rPr>
+          <w:highlight w:val="yellow"/>
+        </w:rPr>
+        <w:t xml:space="preserve"> need them, doesn’t need to </w:t>
+      </w:r>
+      <w:proofErr w:type="gramStart"/>
+      <w:r>
+        <w:rPr>
+          <w:highlight w:val="yellow"/>
+        </w:rPr>
+        <w:t>know..</w:t>
+      </w:r>
+      <w:proofErr w:type="gramEnd"/>
     </w:p>
     <w:p>
       <w:pPr>
@@ -6959,8 +7910,16 @@
         <w:rPr>
           <w:highlight w:val="yellow"/>
         </w:rPr>
-        <w:t>Examples of things that can be misleading..</w:t>
-      </w:r>
+        <w:t xml:space="preserve">Examples of things that can be </w:t>
+      </w:r>
+      <w:proofErr w:type="gramStart"/>
+      <w:r>
+        <w:rPr>
+          <w:highlight w:val="yellow"/>
+        </w:rPr>
+        <w:t>misleading..</w:t>
+      </w:r>
+      <w:proofErr w:type="gramEnd"/>
     </w:p>
     <w:p>
       <w:pPr>
@@ -7232,7 +8191,21 @@
         <w:rPr>
           <w:color w:val="000000"/>
         </w:rPr>
-        <w:t xml:space="preserve">Reference: 'Designing Data Visualizations', N. Iliinsky &amp; J. Steele, O'Reilly Media, 2011 – </w:t>
+        <w:t xml:space="preserve">Reference: 'Designing Data Visualizations', N. </w:t>
+      </w:r>
+      <w:proofErr w:type="spellStart"/>
+      <w:r>
+        <w:rPr>
+          <w:color w:val="000000"/>
+        </w:rPr>
+        <w:t>Iliinsky</w:t>
+      </w:r>
+      <w:proofErr w:type="spellEnd"/>
+      <w:r>
+        <w:rPr>
+          <w:color w:val="000000"/>
+        </w:rPr>
+        <w:t xml:space="preserve"> &amp; J. Steele, O'Reilly Media, 2011 – </w:t>
       </w:r>
       <w:hyperlink r:id="rId62" w:history="1">
         <w:r>
@@ -7693,7 +8666,21 @@
           <w:highlight w:val="yellow"/>
         </w:rPr>
         <w:lastRenderedPageBreak/>
-        <w:t>If realise visualiatin not working need to go back, get more data, reduce data re-evaluate etc</w:t>
+        <w:t xml:space="preserve">If realise </w:t>
+      </w:r>
+      <w:proofErr w:type="spellStart"/>
+      <w:r>
+        <w:rPr>
+          <w:highlight w:val="yellow"/>
+        </w:rPr>
+        <w:t>visualiatin</w:t>
+      </w:r>
+      <w:proofErr w:type="spellEnd"/>
+      <w:r>
+        <w:rPr>
+          <w:highlight w:val="yellow"/>
+        </w:rPr>
+        <w:t xml:space="preserve"> not working need to go back, get more data, reduce data re-evaluate etc</w:t>
       </w:r>
     </w:p>
     <w:p>
@@ -8875,7 +9862,21 @@
         <w:rPr>
           <w:highlight w:val="yellow"/>
         </w:rPr>
-        <w:t>R visualations less polished btu still really good. BBC uses R</w:t>
+        <w:t xml:space="preserve">R </w:t>
+      </w:r>
+      <w:proofErr w:type="spellStart"/>
+      <w:r>
+        <w:rPr>
+          <w:highlight w:val="yellow"/>
+        </w:rPr>
+        <w:t>visualations</w:t>
+      </w:r>
+      <w:proofErr w:type="spellEnd"/>
+      <w:r>
+        <w:rPr>
+          <w:highlight w:val="yellow"/>
+        </w:rPr>
+        <w:t xml:space="preserve"> less polished btu still really good. BBC uses R</w:t>
       </w:r>
     </w:p>
     <w:p/>
@@ -8889,8 +9890,13 @@
     </w:p>
     <w:p>
       <w:r>
-        <w:t>55 mins…..</w:t>
-      </w:r>
+        <w:t>55 mins</w:t>
+      </w:r>
+      <w:proofErr w:type="gramStart"/>
+      <w:r>
+        <w:t>…..</w:t>
+      </w:r>
+      <w:proofErr w:type="gramEnd"/>
     </w:p>
     <w:p>
       <w:pPr>
@@ -8961,7 +9967,15 @@
         </w:numPr>
       </w:pPr>
       <w:r>
-        <w:t>Choose the best examples 1( good and 1 bad example per group)</w:t>
+        <w:t xml:space="preserve">Choose the best examples </w:t>
+      </w:r>
+      <w:proofErr w:type="gramStart"/>
+      <w:r>
+        <w:t>1( good</w:t>
+      </w:r>
+      <w:proofErr w:type="gramEnd"/>
+      <w:r>
+        <w:t xml:space="preserve"> and 1 bad example per group)</w:t>
       </w:r>
     </w:p>
     <w:p>
@@ -9007,6 +10021,30 @@
       </w:pPr>
       <w:r>
         <w:t>All together present the work and open discussion</w:t>
+      </w:r>
+    </w:p>
+    <w:p>
+      <w:pPr>
+        <w:pStyle w:val="ListParagraph"/>
+        <w:numPr>
+          <w:ilvl w:val="0"/>
+          <w:numId w:val="20"/>
+        </w:numPr>
+      </w:pPr>
+      <w:r>
+        <w:t>Find someone who has never seen the data what do they understand from this visualisation</w:t>
+      </w:r>
+    </w:p>
+    <w:p>
+      <w:pPr>
+        <w:pStyle w:val="ListParagraph"/>
+        <w:numPr>
+          <w:ilvl w:val="0"/>
+          <w:numId w:val="20"/>
+        </w:numPr>
+      </w:pPr>
+      <w:r>
+        <w:t>Hardest bit os to be critical of yourself…</w:t>
       </w:r>
     </w:p>
     <w:p/>
@@ -9156,8 +10194,17 @@
           <w:color w:val="000000"/>
           <w:highlight w:val="yellow"/>
         </w:rPr>
-        <w:t xml:space="preserve"> &gt;&gt; is quite practicel</w:t>
-      </w:r>
+        <w:t xml:space="preserve"> &gt;&gt; is quite </w:t>
+      </w:r>
+      <w:proofErr w:type="spellStart"/>
+      <w:r>
+        <w:rPr>
+          <w:color w:val="000000"/>
+          <w:highlight w:val="yellow"/>
+        </w:rPr>
+        <w:t>practicel</w:t>
+      </w:r>
+      <w:proofErr w:type="spellEnd"/>
     </w:p>
     <w:p>
       <w:pPr>
@@ -9428,7 +10475,21 @@
         <w:rPr>
           <w:highlight w:val="yellow"/>
         </w:rPr>
-        <w:t>This is representing text.. which is really difficult to do…</w:t>
+        <w:t xml:space="preserve">This is representing </w:t>
+      </w:r>
+      <w:proofErr w:type="gramStart"/>
+      <w:r>
+        <w:rPr>
+          <w:highlight w:val="yellow"/>
+        </w:rPr>
+        <w:t>text..</w:t>
+      </w:r>
+      <w:proofErr w:type="gramEnd"/>
+      <w:r>
+        <w:rPr>
+          <w:highlight w:val="yellow"/>
+        </w:rPr>
+        <w:t xml:space="preserve"> which is really difficult to do…</w:t>
       </w:r>
     </w:p>
     <w:p>
@@ -9447,7 +10508,21 @@
         <w:rPr>
           <w:highlight w:val="yellow"/>
         </w:rPr>
-        <w:t>Form 2018.. Cavanagh was judge going for supreme court</w:t>
+        <w:t xml:space="preserve">Form </w:t>
+      </w:r>
+      <w:proofErr w:type="gramStart"/>
+      <w:r>
+        <w:rPr>
+          <w:highlight w:val="yellow"/>
+        </w:rPr>
+        <w:t>2018..</w:t>
+      </w:r>
+      <w:proofErr w:type="gramEnd"/>
+      <w:r>
+        <w:rPr>
+          <w:highlight w:val="yellow"/>
+        </w:rPr>
+        <w:t xml:space="preserve"> Cavanagh was judge going for supreme court</w:t>
       </w:r>
     </w:p>
     <w:p>
@@ -9466,7 +10541,35 @@
         <w:rPr>
           <w:highlight w:val="yellow"/>
         </w:rPr>
-        <w:t>Kavanagh vs Ford.. did he answer the questionor not</w:t>
+        <w:t xml:space="preserve">Kavanagh vs </w:t>
+      </w:r>
+      <w:proofErr w:type="gramStart"/>
+      <w:r>
+        <w:rPr>
+          <w:highlight w:val="yellow"/>
+        </w:rPr>
+        <w:t>Ford..</w:t>
+      </w:r>
+      <w:proofErr w:type="gramEnd"/>
+      <w:r>
+        <w:rPr>
+          <w:highlight w:val="yellow"/>
+        </w:rPr>
+        <w:t xml:space="preserve"> did he answer the </w:t>
+      </w:r>
+      <w:proofErr w:type="spellStart"/>
+      <w:r>
+        <w:rPr>
+          <w:highlight w:val="yellow"/>
+        </w:rPr>
+        <w:t>questionor</w:t>
+      </w:r>
+      <w:proofErr w:type="spellEnd"/>
+      <w:r>
+        <w:rPr>
+          <w:highlight w:val="yellow"/>
+        </w:rPr>
+        <w:t xml:space="preserve"> not</w:t>
       </w:r>
     </w:p>
     <w:p>
@@ -9716,7 +10819,19 @@
           <w:rPr>
             <w:rStyle w:val="Hyperlink"/>
           </w:rPr>
-          <w:t>https://youtu.be/jbkSRLYSojo</w:t>
+          <w:t>https://youtu.be/jbkSRLY</w:t>
+        </w:r>
+        <w:r>
+          <w:rPr>
+            <w:rStyle w:val="Hyperlink"/>
+          </w:rPr>
+          <w:t>S</w:t>
+        </w:r>
+        <w:r>
+          <w:rPr>
+            <w:rStyle w:val="Hyperlink"/>
+          </w:rPr>
+          <w:t>ojo</w:t>
         </w:r>
       </w:hyperlink>
       <w:r>
@@ -9864,19 +10979,9 @@
     </w:p>
     <w:p>
       <w:pPr>
-        <w:pStyle w:val="Heading3"/>
-        <w:rPr>
-          <w:b/>
-          <w:bCs/>
-          <w:color w:val="1F4E79"/>
-        </w:rPr>
-      </w:pPr>
-      <w:r>
-        <w:rPr>
-          <w:b/>
-          <w:bCs/>
-          <w:color w:val="1F4E79"/>
-        </w:rPr>
+        <w:pStyle w:val="Heading2"/>
+      </w:pPr>
+      <w:r>
         <w:lastRenderedPageBreak/>
         <w:t>References</w:t>
       </w:r>
@@ -9884,7 +10989,7 @@
     <w:p/>
     <w:p>
       <w:pPr>
-        <w:pStyle w:val="Heading4"/>
+        <w:pStyle w:val="Heading3"/>
       </w:pPr>
       <w:r>
         <w:t>Week 1</w:t>
@@ -9951,39 +11056,103 @@
         <w:rPr>
           <w:color w:val="000000"/>
         </w:rPr>
-        <w:t>Heer J., Bostock M. &amp; Ogievetsky V. (2010) – 'A Tour Through the Visualization Zoo', Communications of the ACM, vol. 53, no. 6 – http://queue.acm.org/detail.cfm?id=1805128</w:t>
-      </w:r>
-    </w:p>
-    <w:p>
-      <w:pPr>
-        <w:pStyle w:val="ListParagraph"/>
-        <w:numPr>
-          <w:ilvl w:val="0"/>
-          <w:numId w:val="8"/>
-        </w:numPr>
-        <w:contextualSpacing w:val="0"/>
-      </w:pPr>
-      <w:r>
-        <w:rPr>
-          <w:color w:val="000000"/>
-        </w:rPr>
-        <w:t>Iliinsky N. &amp; Steele J. (2011) – 'Designing Data Visualizations', O'Reilly Media – http://shop.oreilly.com/product/0636920022060.do</w:t>
-      </w:r>
-    </w:p>
-    <w:p>
-      <w:pPr>
-        <w:pStyle w:val="ListParagraph"/>
-        <w:numPr>
-          <w:ilvl w:val="0"/>
-          <w:numId w:val="8"/>
-        </w:numPr>
-        <w:contextualSpacing w:val="0"/>
-      </w:pPr>
-      <w:r>
-        <w:rPr>
-          <w:color w:val="000000"/>
-        </w:rPr>
-        <w:t>Fry B. (2007) – 'Visualizing Data: Exploring and Explaining Data with the Processing Environment', O'Reilly Media – http://shop.oreilly.com/product/9780596514556.do</w:t>
+        <w:t xml:space="preserve">Heer J., Bostock M. &amp; </w:t>
+      </w:r>
+      <w:proofErr w:type="spellStart"/>
+      <w:r>
+        <w:rPr>
+          <w:color w:val="000000"/>
+        </w:rPr>
+        <w:t>Ogievetsky</w:t>
+      </w:r>
+      <w:proofErr w:type="spellEnd"/>
+      <w:r>
+        <w:rPr>
+          <w:color w:val="000000"/>
+        </w:rPr>
+        <w:t xml:space="preserve"> V. (2010) – 'A Tour Through the Visualization Zoo', Communications of the ACM, vol. 53, no. 6 – </w:t>
+      </w:r>
+      <w:hyperlink r:id="rId84" w:history="1">
+        <w:r>
+          <w:rPr>
+            <w:rStyle w:val="Hyperlink"/>
+          </w:rPr>
+          <w:t>http://queue.acm.org/detail.cfm?id=1805128</w:t>
+        </w:r>
+      </w:hyperlink>
+      <w:r>
+        <w:rPr>
+          <w:color w:val="000000"/>
+        </w:rPr>
+        <w:t xml:space="preserve"> </w:t>
+      </w:r>
+    </w:p>
+    <w:p>
+      <w:pPr>
+        <w:pStyle w:val="ListParagraph"/>
+        <w:numPr>
+          <w:ilvl w:val="0"/>
+          <w:numId w:val="8"/>
+        </w:numPr>
+        <w:contextualSpacing w:val="0"/>
+      </w:pPr>
+      <w:proofErr w:type="spellStart"/>
+      <w:r>
+        <w:rPr>
+          <w:color w:val="000000"/>
+        </w:rPr>
+        <w:t>Iliinsky</w:t>
+      </w:r>
+      <w:proofErr w:type="spellEnd"/>
+      <w:r>
+        <w:rPr>
+          <w:color w:val="000000"/>
+        </w:rPr>
+        <w:t xml:space="preserve"> N. &amp; Steele J. (2011) – 'Designing Data Visualizations', O'Reilly Media – </w:t>
+      </w:r>
+      <w:hyperlink r:id="rId85" w:history="1">
+        <w:r>
+          <w:rPr>
+            <w:rStyle w:val="Hyperlink"/>
+          </w:rPr>
+          <w:t>http://shop.oreilly.com/product/0636920022060.do</w:t>
+        </w:r>
+      </w:hyperlink>
+      <w:r>
+        <w:rPr>
+          <w:color w:val="000000"/>
+        </w:rPr>
+        <w:t xml:space="preserve"> </w:t>
+      </w:r>
+    </w:p>
+    <w:p>
+      <w:pPr>
+        <w:pStyle w:val="ListParagraph"/>
+        <w:numPr>
+          <w:ilvl w:val="0"/>
+          <w:numId w:val="8"/>
+        </w:numPr>
+        <w:contextualSpacing w:val="0"/>
+      </w:pPr>
+      <w:r>
+        <w:rPr>
+          <w:color w:val="000000"/>
+        </w:rPr>
+        <w:t xml:space="preserve">Fry B. (2007) – 'Visualizing Data: Exploring and Explaining Data with the Processing Environment', O'Reilly Media – </w:t>
+      </w:r>
+      <w:hyperlink r:id="rId86" w:history="1">
+        <w:r>
+          <w:rPr>
+            <w:rStyle w:val="Hyperlink"/>
+          </w:rPr>
+          <w:t>http://shop.oreilly.com/product/9780596514556.do</w:t>
+        </w:r>
+      </w:hyperlink>
+      <w:r>
+        <w:rPr>
+          <w:color w:val="000000"/>
+        </w:rPr>
+        <w:t xml:space="preserve"> </w:t>
       </w:r>
     </w:p>
     <w:p>
@@ -10015,55 +11184,143 @@
         <w:rPr>
           <w:color w:val="000000"/>
         </w:rPr>
-        <w:t>John Snow / 1854 London Cholera Epidemic – www.edwardtufte.com/tufte/books</w:t>
-      </w:r>
-    </w:p>
-    <w:p>
-      <w:pPr>
-        <w:pStyle w:val="ListParagraph"/>
-        <w:numPr>
-          <w:ilvl w:val="0"/>
-          <w:numId w:val="8"/>
-        </w:numPr>
-        <w:contextualSpacing w:val="0"/>
-      </w:pPr>
-      <w:r>
-        <w:rPr>
-          <w:color w:val="000000"/>
-        </w:rPr>
-        <w:t>YouTube statistics – https://expandedramblings.com/index.php/youtube-statistics/ | https://www.omnicoreagency.com/youtube-statistics/</w:t>
-      </w:r>
-    </w:p>
-    <w:p>
-      <w:pPr>
-        <w:pStyle w:val="ListParagraph"/>
-        <w:numPr>
-          <w:ilvl w:val="0"/>
-          <w:numId w:val="8"/>
-        </w:numPr>
-        <w:contextualSpacing w:val="0"/>
-      </w:pPr>
-      <w:r>
-        <w:rPr>
-          <w:color w:val="000000"/>
-        </w:rPr>
-        <w:t>Temperature Anomalies – https://www.flickr.com/photos/150411108@N06/43350961005/ (Antti Lipponen, CC-BY-4.0; Data: NASA GISS GISTEMP)</w:t>
-      </w:r>
-    </w:p>
-    <w:p>
-      <w:pPr>
-        <w:pStyle w:val="ListParagraph"/>
-        <w:numPr>
-          <w:ilvl w:val="0"/>
-          <w:numId w:val="8"/>
-        </w:numPr>
-        <w:contextualSpacing w:val="0"/>
-      </w:pPr>
-      <w:r>
-        <w:rPr>
-          <w:color w:val="000000"/>
-        </w:rPr>
-        <w:t>COVID testing – https://www.vox.com/2020/4/13/21215133/coronavirus-testing-covid-19-tests-screening</w:t>
+        <w:t xml:space="preserve">John Snow / 1854 London Cholera Epidemic – </w:t>
+      </w:r>
+      <w:hyperlink r:id="rId87" w:history="1">
+        <w:r>
+          <w:rPr>
+            <w:rStyle w:val="Hyperlink"/>
+          </w:rPr>
+          <w:t>www.edwardtufte.com/tufte/books</w:t>
+        </w:r>
+      </w:hyperlink>
+      <w:r>
+        <w:rPr>
+          <w:color w:val="000000"/>
+        </w:rPr>
+        <w:t xml:space="preserve"> </w:t>
+      </w:r>
+    </w:p>
+    <w:p>
+      <w:pPr>
+        <w:pStyle w:val="ListParagraph"/>
+        <w:numPr>
+          <w:ilvl w:val="0"/>
+          <w:numId w:val="8"/>
+        </w:numPr>
+        <w:contextualSpacing w:val="0"/>
+      </w:pPr>
+      <w:r>
+        <w:rPr>
+          <w:color w:val="000000"/>
+        </w:rPr>
+        <w:t xml:space="preserve">YouTube statistics – </w:t>
+      </w:r>
+      <w:hyperlink r:id="rId88" w:history="1">
+        <w:r>
+          <w:rPr>
+            <w:rStyle w:val="Hyperlink"/>
+          </w:rPr>
+          <w:t>https://expandedramblings.com/index.php/youtube-statistics/</w:t>
+        </w:r>
+      </w:hyperlink>
+      <w:r>
+        <w:rPr>
+          <w:color w:val="000000"/>
+        </w:rPr>
+        <w:t xml:space="preserve"> </w:t>
+      </w:r>
+      <w:r>
+        <w:rPr>
+          <w:color w:val="000000"/>
+        </w:rPr>
+        <w:t xml:space="preserve"> | </w:t>
+      </w:r>
+      <w:hyperlink r:id="rId89" w:history="1">
+        <w:r>
+          <w:rPr>
+            <w:rStyle w:val="Hyperlink"/>
+          </w:rPr>
+          <w:t>https://www.omnicoreagency.com/youtube-statistics/</w:t>
+        </w:r>
+      </w:hyperlink>
+      <w:r>
+        <w:rPr>
+          <w:color w:val="000000"/>
+        </w:rPr>
+        <w:t xml:space="preserve"> </w:t>
+      </w:r>
+    </w:p>
+    <w:p>
+      <w:pPr>
+        <w:pStyle w:val="ListParagraph"/>
+        <w:numPr>
+          <w:ilvl w:val="0"/>
+          <w:numId w:val="8"/>
+        </w:numPr>
+        <w:contextualSpacing w:val="0"/>
+      </w:pPr>
+      <w:r>
+        <w:rPr>
+          <w:color w:val="000000"/>
+        </w:rPr>
+        <w:t xml:space="preserve">Temperature Anomalies – </w:t>
+      </w:r>
+      <w:hyperlink r:id="rId90" w:history="1">
+        <w:r>
+          <w:rPr>
+            <w:rStyle w:val="Hyperlink"/>
+          </w:rPr>
+          <w:t>https://www.flickr.com/photos/150411108@N06/43350961005/</w:t>
+        </w:r>
+      </w:hyperlink>
+      <w:r>
+        <w:rPr>
+          <w:color w:val="000000"/>
+        </w:rPr>
+        <w:t xml:space="preserve"> </w:t>
+      </w:r>
+      <w:r>
+        <w:rPr>
+          <w:color w:val="000000"/>
+        </w:rPr>
+        <w:t xml:space="preserve"> (Antti Lipponen, CC-BY-4.0; Data: NASA GISS GISTEMP)</w:t>
+      </w:r>
+      <w:r>
+        <w:rPr>
+          <w:color w:val="000000"/>
+        </w:rPr>
+        <w:t xml:space="preserve"> </w:t>
+      </w:r>
+    </w:p>
+    <w:p>
+      <w:pPr>
+        <w:pStyle w:val="ListParagraph"/>
+        <w:numPr>
+          <w:ilvl w:val="0"/>
+          <w:numId w:val="8"/>
+        </w:numPr>
+        <w:contextualSpacing w:val="0"/>
+      </w:pPr>
+      <w:r>
+        <w:rPr>
+          <w:color w:val="000000"/>
+        </w:rPr>
+        <w:t xml:space="preserve">COVID testing – </w:t>
+      </w:r>
+      <w:hyperlink r:id="rId91" w:history="1">
+        <w:r>
+          <w:rPr>
+            <w:rStyle w:val="Hyperlink"/>
+          </w:rPr>
+          <w:t>https://www.vox.com/2020/4/13/21215133/coronavirus-testing-covid-19-tests-screening</w:t>
+        </w:r>
+      </w:hyperlink>
+      <w:r>
+        <w:rPr>
+          <w:color w:val="000000"/>
+        </w:rPr>
+        <w:t xml:space="preserve"> </w:t>
       </w:r>
     </w:p>
     <w:p>
@@ -10095,55 +11352,149 @@
         <w:rPr>
           <w:color w:val="000000"/>
         </w:rPr>
-        <w:t>Presidential approval ratings – https://www.bbc.com/news/world-us-canada-38663043 (Source: Gallup)</w:t>
-      </w:r>
-    </w:p>
-    <w:p>
-      <w:pPr>
-        <w:pStyle w:val="ListParagraph"/>
-        <w:numPr>
-          <w:ilvl w:val="0"/>
-          <w:numId w:val="8"/>
-        </w:numPr>
-        <w:contextualSpacing w:val="0"/>
-      </w:pPr>
-      <w:r>
-        <w:rPr>
-          <w:color w:val="000000"/>
-        </w:rPr>
-        <w:t>Hans Rosling bubble chart – https://www.ted.com/talks/hans_rosling_the_best_stats_you_ve_ever_seen | https://www.gapminder.org/tools/</w:t>
-      </w:r>
-    </w:p>
-    <w:p>
-      <w:pPr>
-        <w:pStyle w:val="ListParagraph"/>
-        <w:numPr>
-          <w:ilvl w:val="0"/>
-          <w:numId w:val="8"/>
-        </w:numPr>
-        <w:contextualSpacing w:val="0"/>
-      </w:pPr>
-      <w:r>
-        <w:rPr>
-          <w:color w:val="000000"/>
-        </w:rPr>
-        <w:t>Parallel Coordinates – https://www.data-to-viz.com/graph/parallel.html</w:t>
-      </w:r>
-    </w:p>
-    <w:p>
-      <w:pPr>
-        <w:pStyle w:val="ListParagraph"/>
-        <w:numPr>
-          <w:ilvl w:val="0"/>
-          <w:numId w:val="8"/>
-        </w:numPr>
-        <w:contextualSpacing w:val="0"/>
-      </w:pPr>
-      <w:r>
-        <w:rPr>
-          <w:color w:val="000000"/>
-        </w:rPr>
-        <w:t>World vaccination map – https://www.bloomberg.com/graphics/covid-vaccine-tracker-global-distribution/</w:t>
+        <w:t xml:space="preserve">Presidential approval ratings – </w:t>
+      </w:r>
+      <w:hyperlink r:id="rId92" w:history="1">
+        <w:r>
+          <w:rPr>
+            <w:rStyle w:val="Hyperlink"/>
+          </w:rPr>
+          <w:t>https://www.bbc.com/ne</w:t>
+        </w:r>
+        <w:r>
+          <w:rPr>
+            <w:rStyle w:val="Hyperlink"/>
+          </w:rPr>
+          <w:t>w</w:t>
+        </w:r>
+        <w:r>
+          <w:rPr>
+            <w:rStyle w:val="Hyperlink"/>
+          </w:rPr>
+          <w:t>s/world-us-canada-38663043</w:t>
+        </w:r>
+      </w:hyperlink>
+      <w:r>
+        <w:rPr>
+          <w:color w:val="000000"/>
+        </w:rPr>
+        <w:t xml:space="preserve"> </w:t>
+      </w:r>
+      <w:r>
+        <w:rPr>
+          <w:color w:val="000000"/>
+        </w:rPr>
+        <w:t xml:space="preserve"> (Source: Gallup)</w:t>
+      </w:r>
+    </w:p>
+    <w:p>
+      <w:pPr>
+        <w:pStyle w:val="ListParagraph"/>
+        <w:numPr>
+          <w:ilvl w:val="0"/>
+          <w:numId w:val="8"/>
+        </w:numPr>
+        <w:contextualSpacing w:val="0"/>
+      </w:pPr>
+      <w:r>
+        <w:rPr>
+          <w:color w:val="000000"/>
+        </w:rPr>
+        <w:t xml:space="preserve">Hans Rosling bubble chart – </w:t>
+      </w:r>
+      <w:hyperlink r:id="rId93" w:history="1">
+        <w:r>
+          <w:rPr>
+            <w:rStyle w:val="Hyperlink"/>
+          </w:rPr>
+          <w:t>https://www.ted.com/talks/hans_rosling_the_best_stats_you_ve_ever_seen</w:t>
+        </w:r>
+      </w:hyperlink>
+      <w:r>
+        <w:rPr>
+          <w:color w:val="000000"/>
+        </w:rPr>
+        <w:t xml:space="preserve"> </w:t>
+      </w:r>
+      <w:r>
+        <w:rPr>
+          <w:color w:val="000000"/>
+        </w:rPr>
+        <w:t xml:space="preserve"> | </w:t>
+      </w:r>
+      <w:hyperlink r:id="rId94" w:history="1">
+        <w:r>
+          <w:rPr>
+            <w:rStyle w:val="Hyperlink"/>
+          </w:rPr>
+          <w:t>https://www.gapminder.org/tools/</w:t>
+        </w:r>
+      </w:hyperlink>
+      <w:r>
+        <w:rPr>
+          <w:color w:val="000000"/>
+        </w:rPr>
+        <w:t xml:space="preserve"> </w:t>
+      </w:r>
+    </w:p>
+    <w:p>
+      <w:pPr>
+        <w:pStyle w:val="ListParagraph"/>
+        <w:numPr>
+          <w:ilvl w:val="0"/>
+          <w:numId w:val="8"/>
+        </w:numPr>
+        <w:contextualSpacing w:val="0"/>
+      </w:pPr>
+      <w:r>
+        <w:rPr>
+          <w:color w:val="000000"/>
+        </w:rPr>
+        <w:t xml:space="preserve">Parallel Coordinates – </w:t>
+      </w:r>
+      <w:hyperlink r:id="rId95" w:history="1">
+        <w:r>
+          <w:rPr>
+            <w:rStyle w:val="Hyperlink"/>
+          </w:rPr>
+          <w:t>https://www.data-to-viz.com/graph/parallel.html</w:t>
+        </w:r>
+      </w:hyperlink>
+      <w:r>
+        <w:rPr>
+          <w:color w:val="000000"/>
+        </w:rPr>
+        <w:t xml:space="preserve"> </w:t>
+      </w:r>
+    </w:p>
+    <w:p>
+      <w:pPr>
+        <w:pStyle w:val="ListParagraph"/>
+        <w:numPr>
+          <w:ilvl w:val="0"/>
+          <w:numId w:val="8"/>
+        </w:numPr>
+        <w:contextualSpacing w:val="0"/>
+      </w:pPr>
+      <w:r>
+        <w:rPr>
+          <w:color w:val="000000"/>
+        </w:rPr>
+        <w:t xml:space="preserve">World vaccination map – </w:t>
+      </w:r>
+      <w:hyperlink r:id="rId96" w:history="1">
+        <w:r>
+          <w:rPr>
+            <w:rStyle w:val="Hyperlink"/>
+          </w:rPr>
+          <w:t>https://www.bloomberg.com/graphics/covid-vaccine-tracker-global-distribution/</w:t>
+        </w:r>
+      </w:hyperlink>
+      <w:r>
+        <w:rPr>
+          <w:color w:val="000000"/>
+        </w:rPr>
+        <w:t xml:space="preserve"> </w:t>
       </w:r>
     </w:p>
     <w:p>
@@ -10160,7 +11511,21 @@
           <w:color w:val="000000"/>
         </w:rPr>
         <w:lastRenderedPageBreak/>
-        <w:t>Neural network diagram – http://jalammar.github.io/visual-interactive-guide-basics-neural-networks/</w:t>
+        <w:t xml:space="preserve">Neural network diagram – </w:t>
+      </w:r>
+      <w:hyperlink r:id="rId97" w:history="1">
+        <w:r>
+          <w:rPr>
+            <w:rStyle w:val="Hyperlink"/>
+          </w:rPr>
+          <w:t>http://jalammar.github.io/visual-interactive-guide-basics-neural-networks/</w:t>
+        </w:r>
+      </w:hyperlink>
+      <w:r>
+        <w:rPr>
+          <w:color w:val="000000"/>
+        </w:rPr>
+        <w:t xml:space="preserve"> </w:t>
       </w:r>
     </w:p>
     <w:p>
@@ -10192,23 +11557,99 @@
         <w:rPr>
           <w:color w:val="000000"/>
         </w:rPr>
-        <w:t>Erasmus Student Mobility chord diagram – https://twitter.com/tanya_shapiro/status/1617195890627821576 (Source: Data.Europa)</w:t>
-      </w:r>
-    </w:p>
-    <w:p>
-      <w:pPr>
-        <w:pStyle w:val="ListParagraph"/>
-        <w:numPr>
-          <w:ilvl w:val="0"/>
-          <w:numId w:val="8"/>
-        </w:numPr>
-        <w:contextualSpacing w:val="0"/>
-      </w:pPr>
-      <w:r>
-        <w:rPr>
-          <w:color w:val="000000"/>
-        </w:rPr>
-        <w:t>HealthInfoScape – http://senseable.mit.edu/healthinfoscape/</w:t>
+        <w:t xml:space="preserve">Erasmus Student Mobility chord diagram – </w:t>
+      </w:r>
+      <w:hyperlink r:id="rId98" w:history="1">
+        <w:r>
+          <w:rPr>
+            <w:rStyle w:val="Hyperlink"/>
+          </w:rPr>
+          <w:t>https://twitter.com/tanya_shapiro/status/1617195890627821576</w:t>
+        </w:r>
+      </w:hyperlink>
+      <w:proofErr w:type="gramStart"/>
+      <w:r>
+        <w:rPr>
+          <w:color w:val="000000"/>
+        </w:rPr>
+        <w:t xml:space="preserve"> </w:t>
+      </w:r>
+      <w:r>
+        <w:rPr>
+          <w:color w:val="000000"/>
+        </w:rPr>
+        <w:t xml:space="preserve"> </w:t>
+      </w:r>
+      <w:r>
+        <w:rPr>
+          <w:color w:val="000000"/>
+        </w:rPr>
+        <w:t xml:space="preserve"> </w:t>
+      </w:r>
+      <w:r>
+        <w:rPr>
+          <w:color w:val="000000"/>
+        </w:rPr>
+        <w:t>(</w:t>
+      </w:r>
+      <w:proofErr w:type="gramEnd"/>
+      <w:r>
+        <w:rPr>
+          <w:color w:val="000000"/>
+        </w:rPr>
+        <w:t xml:space="preserve">Source: </w:t>
+      </w:r>
+      <w:proofErr w:type="spellStart"/>
+      <w:r>
+        <w:rPr>
+          <w:color w:val="000000"/>
+        </w:rPr>
+        <w:t>Data.Europa</w:t>
+      </w:r>
+      <w:proofErr w:type="spellEnd"/>
+      <w:r>
+        <w:rPr>
+          <w:color w:val="000000"/>
+        </w:rPr>
+        <w:t>)</w:t>
+      </w:r>
+    </w:p>
+    <w:p>
+      <w:pPr>
+        <w:pStyle w:val="ListParagraph"/>
+        <w:numPr>
+          <w:ilvl w:val="0"/>
+          <w:numId w:val="8"/>
+        </w:numPr>
+        <w:contextualSpacing w:val="0"/>
+      </w:pPr>
+      <w:proofErr w:type="spellStart"/>
+      <w:r>
+        <w:rPr>
+          <w:color w:val="000000"/>
+        </w:rPr>
+        <w:t>HealthInfoScape</w:t>
+      </w:r>
+      <w:proofErr w:type="spellEnd"/>
+      <w:r>
+        <w:rPr>
+          <w:color w:val="000000"/>
+        </w:rPr>
+        <w:t xml:space="preserve"> – </w:t>
+      </w:r>
+      <w:hyperlink r:id="rId99" w:history="1">
+        <w:r>
+          <w:rPr>
+            <w:rStyle w:val="Hyperlink"/>
+          </w:rPr>
+          <w:t>http://senseable.mit.edu/healthinfoscape/</w:t>
+        </w:r>
+      </w:hyperlink>
+      <w:r>
+        <w:rPr>
+          <w:color w:val="000000"/>
+        </w:rPr>
+        <w:t xml:space="preserve"> </w:t>
       </w:r>
     </w:p>
     <w:p>
@@ -10226,69 +11667,199 @@
         </w:rPr>
         <w:t>London Underground maps – topographicalmapofgrandcanyon.pages.dev/new-hplcp-the-london-underground-map-a-navigational-masterpiece-2-mytqk-pics/</w:t>
       </w:r>
-    </w:p>
-    <w:p>
-      <w:pPr>
-        <w:pStyle w:val="ListParagraph"/>
-        <w:numPr>
-          <w:ilvl w:val="0"/>
-          <w:numId w:val="8"/>
-        </w:numPr>
-        <w:contextualSpacing w:val="0"/>
-      </w:pPr>
-      <w:r>
-        <w:rPr>
-          <w:color w:val="000000"/>
-        </w:rPr>
-        <w:t>Kavanaugh/Ford hearing chart – https://www.vox.com/policy-and-politics/2018/9/28/17914308/kavanaugh-ford-question-dodge-hearing-chart</w:t>
-      </w:r>
-    </w:p>
-    <w:p>
-      <w:pPr>
-        <w:pStyle w:val="ListParagraph"/>
-        <w:numPr>
-          <w:ilvl w:val="0"/>
-          <w:numId w:val="8"/>
-        </w:numPr>
-        <w:contextualSpacing w:val="0"/>
-      </w:pPr>
-      <w:r>
-        <w:rPr>
-          <w:color w:val="000000"/>
-        </w:rPr>
-        <w:t>Hans Rosling – The Joy of Stats – https://youtu.be/jbkSRLYSojo</w:t>
-      </w:r>
-    </w:p>
-    <w:p>
-      <w:pPr>
-        <w:pStyle w:val="ListParagraph"/>
-        <w:numPr>
-          <w:ilvl w:val="0"/>
-          <w:numId w:val="8"/>
-        </w:numPr>
-        <w:contextualSpacing w:val="0"/>
-      </w:pPr>
-      <w:r>
-        <w:rPr>
-          <w:color w:val="000000"/>
-        </w:rPr>
-        <w:t>Tableau Public – www.tableausoftware.com/public/gallery | https://www.tableau.com/products/public</w:t>
-      </w:r>
-    </w:p>
-    <w:p>
-      <w:pPr>
-        <w:pStyle w:val="ListParagraph"/>
-        <w:numPr>
-          <w:ilvl w:val="0"/>
-          <w:numId w:val="8"/>
-        </w:numPr>
-        <w:contextualSpacing w:val="0"/>
-      </w:pPr>
-      <w:r>
-        <w:rPr>
-          <w:color w:val="000000"/>
-        </w:rPr>
-        <w:t>R Graph Gallery – https://www.r-graph-gallery.com/all-graphs/ | www.r-project.org | RStudio Desktop – Posit</w:t>
+      <w:r>
+        <w:rPr>
+          <w:color w:val="000000"/>
+        </w:rPr>
+        <w:t xml:space="preserve"> </w:t>
+      </w:r>
+    </w:p>
+    <w:p>
+      <w:pPr>
+        <w:pStyle w:val="ListParagraph"/>
+        <w:numPr>
+          <w:ilvl w:val="0"/>
+          <w:numId w:val="8"/>
+        </w:numPr>
+        <w:contextualSpacing w:val="0"/>
+      </w:pPr>
+      <w:r>
+        <w:rPr>
+          <w:color w:val="000000"/>
+        </w:rPr>
+        <w:t xml:space="preserve">Kavanaugh/Ford hearing chart – </w:t>
+      </w:r>
+      <w:hyperlink r:id="rId100" w:history="1">
+        <w:r>
+          <w:rPr>
+            <w:rStyle w:val="Hyperlink"/>
+          </w:rPr>
+          <w:t>https://www.vox.com/policy-and-politics/2018/9/28/17914308/kavanaugh-ford-question-dodge-hearing-chart</w:t>
+        </w:r>
+      </w:hyperlink>
+      <w:r>
+        <w:rPr>
+          <w:color w:val="000000"/>
+        </w:rPr>
+        <w:t xml:space="preserve"> </w:t>
+      </w:r>
+    </w:p>
+    <w:p>
+      <w:pPr>
+        <w:pStyle w:val="ListParagraph"/>
+        <w:numPr>
+          <w:ilvl w:val="0"/>
+          <w:numId w:val="8"/>
+        </w:numPr>
+        <w:contextualSpacing w:val="0"/>
+      </w:pPr>
+      <w:r>
+        <w:rPr>
+          <w:color w:val="000000"/>
+        </w:rPr>
+        <w:t xml:space="preserve">Hans Rosling – The Joy of Stats – </w:t>
+      </w:r>
+      <w:hyperlink r:id="rId101" w:history="1">
+        <w:r>
+          <w:rPr>
+            <w:rStyle w:val="Hyperlink"/>
+          </w:rPr>
+          <w:t>https://youtu.be/jbkSRLYSojo</w:t>
+        </w:r>
+      </w:hyperlink>
+      <w:r>
+        <w:rPr>
+          <w:color w:val="000000"/>
+        </w:rPr>
+        <w:t xml:space="preserve"> </w:t>
+      </w:r>
+    </w:p>
+    <w:p>
+      <w:pPr>
+        <w:pStyle w:val="ListParagraph"/>
+        <w:numPr>
+          <w:ilvl w:val="0"/>
+          <w:numId w:val="8"/>
+        </w:numPr>
+        <w:contextualSpacing w:val="0"/>
+      </w:pPr>
+      <w:r>
+        <w:rPr>
+          <w:color w:val="000000"/>
+        </w:rPr>
+        <w:t xml:space="preserve">Tableau Public – </w:t>
+      </w:r>
+      <w:hyperlink r:id="rId102" w:history="1">
+        <w:r>
+          <w:rPr>
+            <w:rStyle w:val="Hyperlink"/>
+          </w:rPr>
+          <w:t>www.tableausoftware.com/public/gallery</w:t>
+        </w:r>
+      </w:hyperlink>
+      <w:r>
+        <w:rPr>
+          <w:color w:val="000000"/>
+        </w:rPr>
+        <w:t xml:space="preserve"> </w:t>
+      </w:r>
+      <w:r>
+        <w:rPr>
+          <w:color w:val="000000"/>
+        </w:rPr>
+        <w:t xml:space="preserve"> | </w:t>
+      </w:r>
+      <w:hyperlink r:id="rId103" w:history="1">
+        <w:r>
+          <w:rPr>
+            <w:rStyle w:val="Hyperlink"/>
+          </w:rPr>
+          <w:t>https://www.tableau.com/products/public</w:t>
+        </w:r>
+      </w:hyperlink>
+      <w:r>
+        <w:rPr>
+          <w:color w:val="000000"/>
+        </w:rPr>
+        <w:t xml:space="preserve"> </w:t>
+      </w:r>
+    </w:p>
+    <w:p>
+      <w:pPr>
+        <w:pStyle w:val="ListParagraph"/>
+        <w:numPr>
+          <w:ilvl w:val="0"/>
+          <w:numId w:val="8"/>
+        </w:numPr>
+        <w:contextualSpacing w:val="0"/>
+      </w:pPr>
+      <w:r>
+        <w:rPr>
+          <w:color w:val="000000"/>
+        </w:rPr>
+        <w:t xml:space="preserve">R Graph Gallery – </w:t>
+      </w:r>
+      <w:hyperlink r:id="rId104" w:history="1">
+        <w:r>
+          <w:rPr>
+            <w:rStyle w:val="Hyperlink"/>
+          </w:rPr>
+          <w:t>https://www.r-graph-gallery.com/all-graphs/</w:t>
+        </w:r>
+      </w:hyperlink>
+      <w:r>
+        <w:rPr>
+          <w:color w:val="000000"/>
+        </w:rPr>
+        <w:t xml:space="preserve"> </w:t>
+      </w:r>
+      <w:r>
+        <w:rPr>
+          <w:color w:val="000000"/>
+        </w:rPr>
+        <w:t xml:space="preserve"> | www.r-project.org | RStudio Desktop – Posit</w:t>
+      </w:r>
+    </w:p>
+    <w:p>
+      <w:pPr>
+        <w:pStyle w:val="ListParagraph"/>
+        <w:numPr>
+          <w:ilvl w:val="0"/>
+          <w:numId w:val="8"/>
+        </w:numPr>
+        <w:contextualSpacing w:val="0"/>
+      </w:pPr>
+      <w:r>
+        <w:rPr>
+          <w:color w:val="000000"/>
+        </w:rPr>
+        <w:t xml:space="preserve">Information is beautiful - </w:t>
+      </w:r>
+      <w:hyperlink r:id="rId105" w:history="1">
+        <w:r>
+          <w:rPr>
+            <w:rStyle w:val="Hyperlink"/>
+          </w:rPr>
+          <w:t>https://informationisbe</w:t>
+        </w:r>
+        <w:r>
+          <w:rPr>
+            <w:rStyle w:val="Hyperlink"/>
+          </w:rPr>
+          <w:t>a</w:t>
+        </w:r>
+        <w:r>
+          <w:rPr>
+            <w:rStyle w:val="Hyperlink"/>
+          </w:rPr>
+          <w:t>utiful.net</w:t>
+        </w:r>
+      </w:hyperlink>
+      <w:r>
+        <w:rPr>
+          <w:color w:val="000000"/>
+        </w:rPr>
+        <w:t xml:space="preserve"> </w:t>
       </w:r>
     </w:p>
     <w:p>
